--- a/6 semestar/Interakcija covek racunar/HCI_PITANJA_TEORIJA.docx
+++ b/6 semestar/Interakcija covek racunar/HCI_PITANJA_TEORIJA.docx
@@ -854,19 +854,29 @@
     <w:p>
       <w:pPr>
         <w:pStyle w:val="Pitanja"/>
-        <w:rPr>
-          <w:sz w:val="20"/>
-          <w:szCs w:val="20"/>
-          <w:lang w:val="en-US"/>
-        </w:rPr>
-      </w:pPr>
-      <w:r>
-        <w:rPr>
-          <w:sz w:val="20"/>
-          <w:szCs w:val="20"/>
-          <w:lang w:val="en-US"/>
-        </w:rPr>
-        <w:t>Objasniti UAN I XUAN modele interakcije. (1)</w:t>
+        <w:shd w:val="clear" w:color="auto" w:fill="FF5050"/>
+        <w:rPr>
+          <w:sz w:val="20"/>
+          <w:szCs w:val="20"/>
+          <w:lang w:val="en-US"/>
+        </w:rPr>
+      </w:pPr>
+      <w:r>
+        <w:rPr>
+          <w:sz w:val="20"/>
+          <w:szCs w:val="20"/>
+          <w:lang w:val="en-US"/>
+        </w:rPr>
+        <w:t xml:space="preserve">Objasniti UAN I XUAN modele interakcije. </w:t>
+      </w:r>
+      <w:r>
+        <w:rPr>
+          <w:sz w:val="20"/>
+          <w:szCs w:val="20"/>
+          <w:shd w:val="clear" w:color="auto" w:fill="4C94D8" w:themeFill="text2" w:themeFillTint="80"/>
+          <w:lang w:val="en-US"/>
+        </w:rPr>
+        <w:t>(1)</w:t>
       </w:r>
     </w:p>
     <w:p>
@@ -906,6 +916,7 @@
     <w:p>
       <w:pPr>
         <w:pStyle w:val="Pitanja"/>
+        <w:shd w:val="clear" w:color="auto" w:fill="FF5050"/>
         <w:rPr>
           <w:sz w:val="20"/>
           <w:szCs w:val="20"/>
@@ -934,12 +945,22 @@
           <w:szCs w:val="20"/>
           <w:lang w:val="en-US"/>
         </w:rPr>
-        <w:t xml:space="preserve"> (</w:t>
-      </w:r>
-      <w:r>
-        <w:rPr>
-          <w:sz w:val="20"/>
-          <w:szCs w:val="20"/>
+        <w:t xml:space="preserve"> </w:t>
+      </w:r>
+      <w:r>
+        <w:rPr>
+          <w:sz w:val="20"/>
+          <w:szCs w:val="20"/>
+          <w:shd w:val="clear" w:color="auto" w:fill="4C94D8" w:themeFill="text2" w:themeFillTint="80"/>
+          <w:lang w:val="en-US"/>
+        </w:rPr>
+        <w:t>(</w:t>
+      </w:r>
+      <w:r>
+        <w:rPr>
+          <w:sz w:val="20"/>
+          <w:szCs w:val="20"/>
+          <w:shd w:val="clear" w:color="auto" w:fill="4C94D8" w:themeFill="text2" w:themeFillTint="80"/>
           <w:lang w:val="en-US"/>
         </w:rPr>
         <w:t>1</w:t>
@@ -948,6 +969,7 @@
         <w:rPr>
           <w:sz w:val="20"/>
           <w:szCs w:val="20"/>
+          <w:shd w:val="clear" w:color="auto" w:fill="4C94D8" w:themeFill="text2" w:themeFillTint="80"/>
           <w:lang w:val="en-US"/>
         </w:rPr>
         <w:t>5</w:t>
@@ -956,6 +978,7 @@
         <w:rPr>
           <w:sz w:val="20"/>
           <w:szCs w:val="20"/>
+          <w:shd w:val="clear" w:color="auto" w:fill="4C94D8" w:themeFill="text2" w:themeFillTint="80"/>
           <w:lang w:val="en-US"/>
         </w:rPr>
         <w:t>)</w:t>
@@ -964,6 +987,7 @@
     <w:p>
       <w:pPr>
         <w:pStyle w:val="Pitanja"/>
+        <w:shd w:val="clear" w:color="auto" w:fill="FF5050"/>
         <w:rPr>
           <w:sz w:val="20"/>
           <w:szCs w:val="20"/>
@@ -992,12 +1016,22 @@
           <w:szCs w:val="20"/>
           <w:lang w:val="en-US"/>
         </w:rPr>
-        <w:t xml:space="preserve"> (</w:t>
-      </w:r>
-      <w:r>
-        <w:rPr>
-          <w:sz w:val="20"/>
-          <w:szCs w:val="20"/>
+        <w:t xml:space="preserve"> </w:t>
+      </w:r>
+      <w:r>
+        <w:rPr>
+          <w:sz w:val="20"/>
+          <w:szCs w:val="20"/>
+          <w:shd w:val="clear" w:color="auto" w:fill="4C94D8" w:themeFill="text2" w:themeFillTint="80"/>
+          <w:lang w:val="en-US"/>
+        </w:rPr>
+        <w:t>(</w:t>
+      </w:r>
+      <w:r>
+        <w:rPr>
+          <w:sz w:val="20"/>
+          <w:szCs w:val="20"/>
+          <w:shd w:val="clear" w:color="auto" w:fill="4C94D8" w:themeFill="text2" w:themeFillTint="80"/>
           <w:lang w:val="en-US"/>
         </w:rPr>
         <w:t>3</w:t>
@@ -1006,6 +1040,7 @@
         <w:rPr>
           <w:sz w:val="20"/>
           <w:szCs w:val="20"/>
+          <w:shd w:val="clear" w:color="auto" w:fill="4C94D8" w:themeFill="text2" w:themeFillTint="80"/>
           <w:lang w:val="en-US"/>
         </w:rPr>
         <w:t>)</w:t>
@@ -1195,19 +1230,38 @@
     <w:p>
       <w:pPr>
         <w:pStyle w:val="Pitanja"/>
-        <w:rPr>
-          <w:sz w:val="20"/>
-          <w:szCs w:val="20"/>
-          <w:lang w:val="en-US"/>
-        </w:rPr>
-      </w:pPr>
-      <w:r>
-        <w:rPr>
-          <w:sz w:val="20"/>
-          <w:szCs w:val="20"/>
-          <w:lang w:val="en-US"/>
-        </w:rPr>
-        <w:t>Objasniti model ljudskog procesora za predvidjanje brzine izvrsenja neke akcije na racunaru. (1)</w:t>
+        <w:shd w:val="clear" w:color="auto" w:fill="FF5050"/>
+        <w:rPr>
+          <w:sz w:val="20"/>
+          <w:szCs w:val="20"/>
+          <w:lang w:val="en-US"/>
+        </w:rPr>
+      </w:pPr>
+      <w:r>
+        <w:rPr>
+          <w:sz w:val="20"/>
+          <w:szCs w:val="20"/>
+          <w:shd w:val="clear" w:color="auto" w:fill="FF5050"/>
+          <w:lang w:val="en-US"/>
+        </w:rPr>
+        <w:t>Objasniti model ljudskog procesora za predvidjanje brzine izvrsenja neke akcije na racunaru.</w:t>
+      </w:r>
+      <w:r>
+        <w:rPr>
+          <w:sz w:val="20"/>
+          <w:szCs w:val="20"/>
+          <w:lang w:val="en-US"/>
+        </w:rPr>
+        <w:t xml:space="preserve"> </w:t>
+      </w:r>
+      <w:r>
+        <w:rPr>
+          <w:sz w:val="20"/>
+          <w:szCs w:val="20"/>
+          <w:shd w:val="clear" w:color="auto" w:fill="4C94D8" w:themeFill="text2" w:themeFillTint="80"/>
+          <w:lang w:val="en-US"/>
+        </w:rPr>
+        <w:t>(1)</w:t>
       </w:r>
     </w:p>
     <w:p>

--- a/6 semestar/Interakcija covek racunar/HCI_PITANJA_TEORIJA.docx
+++ b/6 semestar/Interakcija covek racunar/HCI_PITANJA_TEORIJA.docx
@@ -388,24 +388,35 @@
     <w:p>
       <w:pPr>
         <w:pStyle w:val="Pitanja"/>
-        <w:rPr>
-          <w:sz w:val="20"/>
-          <w:szCs w:val="20"/>
-          <w:lang w:val="en-US"/>
-        </w:rPr>
-      </w:pPr>
-      <w:r>
-        <w:rPr>
-          <w:sz w:val="20"/>
-          <w:szCs w:val="20"/>
-          <w:lang w:val="en-US"/>
-        </w:rPr>
-        <w:t>Kako se definise upotrebljivost sistema? (</w:t>
-      </w:r>
-      <w:r>
-        <w:rPr>
-          <w:sz w:val="20"/>
-          <w:szCs w:val="20"/>
+        <w:shd w:val="clear" w:color="auto" w:fill="83CAEB" w:themeFill="accent1" w:themeFillTint="66"/>
+        <w:rPr>
+          <w:sz w:val="20"/>
+          <w:szCs w:val="20"/>
+          <w:lang w:val="en-US"/>
+        </w:rPr>
+      </w:pPr>
+      <w:r>
+        <w:rPr>
+          <w:sz w:val="20"/>
+          <w:szCs w:val="20"/>
+          <w:lang w:val="en-US"/>
+        </w:rPr>
+        <w:t xml:space="preserve">Kako se definise upotrebljivost sistema? </w:t>
+      </w:r>
+      <w:r>
+        <w:rPr>
+          <w:sz w:val="20"/>
+          <w:szCs w:val="20"/>
+          <w:shd w:val="clear" w:color="auto" w:fill="0E2841" w:themeFill="text2"/>
+          <w:lang w:val="en-US"/>
+        </w:rPr>
+        <w:t>(</w:t>
+      </w:r>
+      <w:r>
+        <w:rPr>
+          <w:sz w:val="20"/>
+          <w:szCs w:val="20"/>
+          <w:shd w:val="clear" w:color="auto" w:fill="0E2841" w:themeFill="text2"/>
           <w:lang w:val="en-US"/>
         </w:rPr>
         <w:t>3</w:t>
@@ -414,6 +425,7 @@
         <w:rPr>
           <w:sz w:val="20"/>
           <w:szCs w:val="20"/>
+          <w:shd w:val="clear" w:color="auto" w:fill="0E2841" w:themeFill="text2"/>
           <w:lang w:val="en-US"/>
         </w:rPr>
         <w:t>)</w:t>
@@ -774,24 +786,35 @@
     <w:p>
       <w:pPr>
         <w:pStyle w:val="Pitanja"/>
-        <w:rPr>
-          <w:sz w:val="20"/>
-          <w:szCs w:val="20"/>
-          <w:lang w:val="en-US"/>
-        </w:rPr>
-      </w:pPr>
-      <w:r>
-        <w:rPr>
-          <w:sz w:val="20"/>
-          <w:szCs w:val="20"/>
-          <w:lang w:val="en-US"/>
-        </w:rPr>
-        <w:t>Navesti I kratko opisati atribute interaktivnih sistema koji se povezuju sa upotrebljivoscu. (</w:t>
-      </w:r>
-      <w:r>
-        <w:rPr>
-          <w:sz w:val="20"/>
-          <w:szCs w:val="20"/>
+        <w:shd w:val="clear" w:color="auto" w:fill="83CAEB" w:themeFill="accent1" w:themeFillTint="66"/>
+        <w:rPr>
+          <w:sz w:val="20"/>
+          <w:szCs w:val="20"/>
+          <w:lang w:val="en-US"/>
+        </w:rPr>
+      </w:pPr>
+      <w:r>
+        <w:rPr>
+          <w:sz w:val="20"/>
+          <w:szCs w:val="20"/>
+          <w:lang w:val="en-US"/>
+        </w:rPr>
+        <w:t xml:space="preserve">Navesti I kratko opisati atribute interaktivnih sistema koji se povezuju sa upotrebljivoscu. </w:t>
+      </w:r>
+      <w:r>
+        <w:rPr>
+          <w:sz w:val="20"/>
+          <w:szCs w:val="20"/>
+          <w:shd w:val="clear" w:color="auto" w:fill="0E2841" w:themeFill="text2"/>
+          <w:lang w:val="en-US"/>
+        </w:rPr>
+        <w:t>(</w:t>
+      </w:r>
+      <w:r>
+        <w:rPr>
+          <w:sz w:val="20"/>
+          <w:szCs w:val="20"/>
+          <w:shd w:val="clear" w:color="auto" w:fill="0E2841" w:themeFill="text2"/>
           <w:lang w:val="en-US"/>
         </w:rPr>
         <w:t>5</w:t>
@@ -800,6 +823,7 @@
         <w:rPr>
           <w:sz w:val="20"/>
           <w:szCs w:val="20"/>
+          <w:shd w:val="clear" w:color="auto" w:fill="0E2841" w:themeFill="text2"/>
           <w:lang w:val="en-US"/>
         </w:rPr>
         <w:t>)</w:t>
@@ -808,19 +832,29 @@
     <w:p>
       <w:pPr>
         <w:pStyle w:val="Pitanja"/>
-        <w:rPr>
-          <w:sz w:val="20"/>
-          <w:szCs w:val="20"/>
-          <w:lang w:val="en-US"/>
-        </w:rPr>
-      </w:pPr>
-      <w:r>
-        <w:rPr>
-          <w:sz w:val="20"/>
-          <w:szCs w:val="20"/>
-          <w:lang w:val="en-US"/>
-        </w:rPr>
-        <w:t>Objasniti user-centered metodologije za razvoj korisnickog interfejsa. (1)</w:t>
+        <w:shd w:val="clear" w:color="auto" w:fill="83CAEB" w:themeFill="accent1" w:themeFillTint="66"/>
+        <w:rPr>
+          <w:sz w:val="20"/>
+          <w:szCs w:val="20"/>
+          <w:lang w:val="en-US"/>
+        </w:rPr>
+      </w:pPr>
+      <w:r>
+        <w:rPr>
+          <w:sz w:val="20"/>
+          <w:szCs w:val="20"/>
+          <w:lang w:val="en-US"/>
+        </w:rPr>
+        <w:t xml:space="preserve">Objasniti user-centered metodologije za razvoj korisnickog interfejsa. </w:t>
+      </w:r>
+      <w:r>
+        <w:rPr>
+          <w:sz w:val="20"/>
+          <w:szCs w:val="20"/>
+          <w:shd w:val="clear" w:color="auto" w:fill="0E2841" w:themeFill="text2"/>
+          <w:lang w:val="en-US"/>
+        </w:rPr>
+        <w:t>(1)</w:t>
       </w:r>
     </w:p>
     <w:p>
@@ -1086,19 +1120,30 @@
     <w:p>
       <w:pPr>
         <w:pStyle w:val="Pitanja"/>
-        <w:rPr>
-          <w:sz w:val="20"/>
-          <w:szCs w:val="20"/>
-          <w:lang w:val="en-US"/>
-        </w:rPr>
-      </w:pPr>
-      <w:r>
-        <w:rPr>
-          <w:sz w:val="20"/>
-          <w:szCs w:val="20"/>
-          <w:lang w:val="en-US"/>
-        </w:rPr>
-        <w:t>Navesti I kratko objasniti osnovne grupe metodologija za razvoj korisnickih interfejsa. (1)</w:t>
+        <w:shd w:val="clear" w:color="auto" w:fill="83CAEB" w:themeFill="accent1" w:themeFillTint="66"/>
+        <w:rPr>
+          <w:sz w:val="20"/>
+          <w:szCs w:val="20"/>
+          <w:lang w:val="en-US"/>
+        </w:rPr>
+      </w:pPr>
+      <w:r>
+        <w:rPr>
+          <w:sz w:val="20"/>
+          <w:szCs w:val="20"/>
+          <w:lang w:val="en-US"/>
+        </w:rPr>
+        <w:t xml:space="preserve">Navesti I kratko objasniti osnovne grupe metodologija za razvoj korisnickih interfejsa. </w:t>
+      </w:r>
+      <w:r>
+        <w:rPr>
+          <w:color w:val="FFFFFF" w:themeColor="background1"/>
+          <w:sz w:val="20"/>
+          <w:szCs w:val="20"/>
+          <w:shd w:val="clear" w:color="auto" w:fill="0E2841" w:themeFill="text2"/>
+          <w:lang w:val="en-US"/>
+        </w:rPr>
+        <w:t>(1)</w:t>
       </w:r>
     </w:p>
     <w:p>
@@ -1150,24 +1195,35 @@
     <w:p>
       <w:pPr>
         <w:pStyle w:val="Pitanja"/>
-        <w:rPr>
-          <w:sz w:val="20"/>
-          <w:szCs w:val="20"/>
-          <w:lang w:val="en-US"/>
-        </w:rPr>
-      </w:pPr>
-      <w:r>
-        <w:rPr>
-          <w:sz w:val="20"/>
-          <w:szCs w:val="20"/>
-          <w:lang w:val="en-US"/>
-        </w:rPr>
-        <w:t>Navesti definiciju upotrebljivosti. Cime se bavi inzenjerstvo upotrebljivosti? Sta se ocekuje od sistema visoke pouzdanosti? (</w:t>
-      </w:r>
-      <w:r>
-        <w:rPr>
-          <w:sz w:val="20"/>
-          <w:szCs w:val="20"/>
+        <w:shd w:val="clear" w:color="auto" w:fill="83CAEB" w:themeFill="accent1" w:themeFillTint="66"/>
+        <w:rPr>
+          <w:sz w:val="20"/>
+          <w:szCs w:val="20"/>
+          <w:lang w:val="en-US"/>
+        </w:rPr>
+      </w:pPr>
+      <w:r>
+        <w:rPr>
+          <w:sz w:val="20"/>
+          <w:szCs w:val="20"/>
+          <w:lang w:val="en-US"/>
+        </w:rPr>
+        <w:t xml:space="preserve">Navesti definiciju upotrebljivosti. Cime se bavi inzenjerstvo upotrebljivosti? Sta se ocekuje od sistema visoke pouzdanosti? </w:t>
+      </w:r>
+      <w:r>
+        <w:rPr>
+          <w:sz w:val="20"/>
+          <w:szCs w:val="20"/>
+          <w:shd w:val="clear" w:color="auto" w:fill="0E2841" w:themeFill="text2"/>
+          <w:lang w:val="en-US"/>
+        </w:rPr>
+        <w:t>(</w:t>
+      </w:r>
+      <w:r>
+        <w:rPr>
+          <w:sz w:val="20"/>
+          <w:szCs w:val="20"/>
+          <w:shd w:val="clear" w:color="auto" w:fill="0E2841" w:themeFill="text2"/>
           <w:lang w:val="en-US"/>
         </w:rPr>
         <w:t>3</w:t>
@@ -1176,6 +1232,7 @@
         <w:rPr>
           <w:sz w:val="20"/>
           <w:szCs w:val="20"/>
+          <w:shd w:val="clear" w:color="auto" w:fill="0E2841" w:themeFill="text2"/>
           <w:lang w:val="en-US"/>
         </w:rPr>
         <w:t>)</w:t>
@@ -1900,7 +1957,7 @@
         <w:tc>
           <w:tcPr>
             <w:tcW w:w="747" w:type="dxa"/>
-            <w:shd w:val="clear" w:color="auto" w:fill="F69494"/>
+            <w:shd w:val="clear" w:color="auto" w:fill="EE0000"/>
             <w:vAlign w:val="center"/>
           </w:tcPr>
           <w:p>

--- a/6 semestar/Interakcija covek racunar/HCI_PITANJA_TEORIJA.docx
+++ b/6 semestar/Interakcija covek racunar/HCI_PITANJA_TEORIJA.docx
@@ -502,24 +502,35 @@
     <w:p>
       <w:pPr>
         <w:pStyle w:val="Pitanja"/>
-        <w:rPr>
-          <w:sz w:val="20"/>
-          <w:szCs w:val="20"/>
-          <w:lang w:val="en-US"/>
-        </w:rPr>
-      </w:pPr>
-      <w:r>
-        <w:rPr>
-          <w:sz w:val="20"/>
-          <w:szCs w:val="20"/>
-          <w:lang w:val="en-US"/>
-        </w:rPr>
-        <w:t>Navesti I kratko objasniti principe dobrog dizajna korisnickog interfejsa. (</w:t>
-      </w:r>
-      <w:r>
-        <w:rPr>
-          <w:sz w:val="20"/>
-          <w:szCs w:val="20"/>
+        <w:shd w:val="clear" w:color="auto" w:fill="ADADAD" w:themeFill="background2" w:themeFillShade="BF"/>
+        <w:rPr>
+          <w:sz w:val="20"/>
+          <w:szCs w:val="20"/>
+          <w:lang w:val="en-US"/>
+        </w:rPr>
+      </w:pPr>
+      <w:r>
+        <w:rPr>
+          <w:sz w:val="20"/>
+          <w:szCs w:val="20"/>
+          <w:lang w:val="en-US"/>
+        </w:rPr>
+        <w:t xml:space="preserve">Navesti I kratko objasniti principe dobrog dizajna korisnickog interfejsa. </w:t>
+      </w:r>
+      <w:r>
+        <w:rPr>
+          <w:sz w:val="20"/>
+          <w:szCs w:val="20"/>
+          <w:shd w:val="clear" w:color="auto" w:fill="45B0E1" w:themeFill="accent1" w:themeFillTint="99"/>
+          <w:lang w:val="en-US"/>
+        </w:rPr>
+        <w:t>(</w:t>
+      </w:r>
+      <w:r>
+        <w:rPr>
+          <w:sz w:val="20"/>
+          <w:szCs w:val="20"/>
+          <w:shd w:val="clear" w:color="auto" w:fill="45B0E1" w:themeFill="accent1" w:themeFillTint="99"/>
           <w:lang w:val="en-US"/>
         </w:rPr>
         <w:t>1</w:t>
@@ -528,6 +539,7 @@
         <w:rPr>
           <w:sz w:val="20"/>
           <w:szCs w:val="20"/>
+          <w:shd w:val="clear" w:color="auto" w:fill="45B0E1" w:themeFill="accent1" w:themeFillTint="99"/>
           <w:lang w:val="en-US"/>
         </w:rPr>
         <w:t>4</w:t>
@@ -536,6 +548,7 @@
         <w:rPr>
           <w:sz w:val="20"/>
           <w:szCs w:val="20"/>
+          <w:shd w:val="clear" w:color="auto" w:fill="45B0E1" w:themeFill="accent1" w:themeFillTint="99"/>
           <w:lang w:val="en-US"/>
         </w:rPr>
         <w:t>)</w:t>
@@ -544,24 +557,35 @@
     <w:p>
       <w:pPr>
         <w:pStyle w:val="Pitanja"/>
-        <w:rPr>
-          <w:sz w:val="20"/>
-          <w:szCs w:val="20"/>
-          <w:lang w:val="en-US"/>
-        </w:rPr>
-      </w:pPr>
-      <w:r>
-        <w:rPr>
-          <w:sz w:val="20"/>
-          <w:szCs w:val="20"/>
-          <w:lang w:val="en-US"/>
-        </w:rPr>
-        <w:t>Zakoni dizajna korisnickog interfejsa Jeff-a Raskin-a. (</w:t>
-      </w:r>
-      <w:r>
-        <w:rPr>
-          <w:sz w:val="20"/>
-          <w:szCs w:val="20"/>
+        <w:shd w:val="clear" w:color="auto" w:fill="ADADAD" w:themeFill="background2" w:themeFillShade="BF"/>
+        <w:rPr>
+          <w:sz w:val="20"/>
+          <w:szCs w:val="20"/>
+          <w:lang w:val="en-US"/>
+        </w:rPr>
+      </w:pPr>
+      <w:r>
+        <w:rPr>
+          <w:sz w:val="20"/>
+          <w:szCs w:val="20"/>
+          <w:lang w:val="en-US"/>
+        </w:rPr>
+        <w:t xml:space="preserve">Zakoni dizajna korisnickog interfejsa Jeff-a Raskin-a. </w:t>
+      </w:r>
+      <w:r>
+        <w:rPr>
+          <w:sz w:val="20"/>
+          <w:szCs w:val="20"/>
+          <w:shd w:val="clear" w:color="auto" w:fill="45B0E1" w:themeFill="accent1" w:themeFillTint="99"/>
+          <w:lang w:val="en-US"/>
+        </w:rPr>
+        <w:t>(</w:t>
+      </w:r>
+      <w:r>
+        <w:rPr>
+          <w:sz w:val="20"/>
+          <w:szCs w:val="20"/>
+          <w:shd w:val="clear" w:color="auto" w:fill="45B0E1" w:themeFill="accent1" w:themeFillTint="99"/>
           <w:lang w:val="en-US"/>
         </w:rPr>
         <w:t>2</w:t>
@@ -570,6 +594,7 @@
         <w:rPr>
           <w:sz w:val="20"/>
           <w:szCs w:val="20"/>
+          <w:shd w:val="clear" w:color="auto" w:fill="45B0E1" w:themeFill="accent1" w:themeFillTint="99"/>
           <w:lang w:val="en-US"/>
         </w:rPr>
         <w:t>)</w:t>
@@ -1406,19 +1431,29 @@
     <w:p>
       <w:pPr>
         <w:pStyle w:val="Pitanja"/>
-        <w:rPr>
-          <w:sz w:val="20"/>
-          <w:szCs w:val="20"/>
-          <w:lang w:val="en-US"/>
-        </w:rPr>
-      </w:pPr>
-      <w:r>
-        <w:rPr>
-          <w:sz w:val="20"/>
-          <w:szCs w:val="20"/>
-          <w:lang w:val="en-US"/>
-        </w:rPr>
-        <w:t>Navesti I kratko objasniti “8 zlatnih pravila” za projektovanje korisnickog interfejsa. (1)</w:t>
+        <w:shd w:val="clear" w:color="auto" w:fill="ADADAD" w:themeFill="background2" w:themeFillShade="BF"/>
+        <w:rPr>
+          <w:sz w:val="20"/>
+          <w:szCs w:val="20"/>
+          <w:lang w:val="en-US"/>
+        </w:rPr>
+      </w:pPr>
+      <w:r>
+        <w:rPr>
+          <w:sz w:val="20"/>
+          <w:szCs w:val="20"/>
+          <w:lang w:val="en-US"/>
+        </w:rPr>
+        <w:t xml:space="preserve">Navesti I kratko objasniti “8 zlatnih pravila” za projektovanje korisnickog interfejsa. </w:t>
+      </w:r>
+      <w:r>
+        <w:rPr>
+          <w:sz w:val="20"/>
+          <w:szCs w:val="20"/>
+          <w:shd w:val="clear" w:color="auto" w:fill="45B0E1" w:themeFill="accent1" w:themeFillTint="99"/>
+          <w:lang w:val="en-US"/>
+        </w:rPr>
+        <w:t>(1)</w:t>
       </w:r>
     </w:p>
     <w:tbl>
